--- a/example_articles/states/Hawaii/4.states_Hawaii_Other_publisher.docx
+++ b/example_articles/states/Hawaii/4.states_Hawaii_Other_publisher.docx
@@ -7,7 +7,11 @@
         <w:pStyle w:val="Heading1"/>
       </w:pPr>
       <w:r>
-        <w:t>Plague of noisy frogs disrupts Hawaiian evening paradise</w:t>
+        <w:t>More and more, economies must depend on psychology;</w:t>
+        <w:br/>
+        <w:t>Worried Americans can give up going to the movies</w:t>
+        <w:br/>
+        <w:t>or buying $4 lattes. Eventually, someone loses a job.</w:t>
       </w:r>
     </w:p>
     <w:p>
@@ -17,17 +21,17 @@
     </w:p>
     <w:p>
       <w:r>
-        <w:t>Date: 2002-05-19</w:t>
+        <w:t>Date: 2001-10-08</w:t>
       </w:r>
     </w:p>
     <w:p>
       <w:r>
-        <w:t>Section: Pg. A06; news</w:t>
+        <w:t>Section: PHILADELPHIA BUSINESS; Pg. C01</w:t>
       </w:r>
     </w:p>
     <w:p>
       <w:r>
-        <w:t>Source file: Other publishers/Files (500) (23).DOCX</w:t>
+        <w:t>Source file: Other publishers/Files (500) (22).DOCX</w:t>
       </w:r>
     </w:p>
     <w:p>
@@ -49,57 +53,37 @@
     </w:p>
     <w:p>
       <w:r>
-        <w:t>Night has fallen, the dogs are howling, and screen doors are slamming along an overgrown alley in a working-class neighborhood of Oahu, as Nilton Matayoshi enters the hot zone.</w:t>
+        <w:t>"Political, cultural and social effects of globalization" is the title of the conference I'm attending here, with other journalists from the United States and Asia. But you don't need to be inside the seminar room to see some of those effects at work.</w:t>
         <w:br/>
-        <w:t>"Helllloo? It's Nilton, with the ag department. Coming to look for frogs," he calls out, taking care that he and his guest are not shot as backyard prowlers. The chief of chemical and mechanical control is carrying a large glass jar.</w:t>
+        <w:t>Just down the road from the University of Hawaii in the tourist hub of Waikiki, a tragedy that occurred 5,000 miles and five time zones away last month brought commerce and much else here to a sudden halt. When air travel shut down for several days, locals as well as visitors were stranded. Mail and shipping services were frozen. And the tourism business - a quarter or more of the entire economy here - suddenly dried up.</w:t>
         <w:br/>
-        <w:t>"Oooo, he's a loud one, eh?" Matayoshi says, impressed. Now, he is close, real close. The frog's call grows as urgent as a lifeguard's whistle, and as relentless as a toddler with a question. Matayoshi sweeps his flashlight's beam up into the tall ginger by the lanai. There's something moist and brown in the bushes.</w:t>
+        <w:t>Planes arrived from the U.S. mainland and Japan with only handfuls of visitors. The scene along Waikiki's fabled beachfront dwindled to post-Labor-Day-at-the-Jersey-Shore proportions. Proprietors of the shirt-and-tchotchke shops off Kalakaua Avenue put up big sale signs, and talked about liquidating inventory. Newspapers have begun to feature urgent calls for Hawaii to diversify its economy; perhaps the islands could host more international government meetings, or grow their academic institutions, or lure traders from Singapore, Hong Kong, or parts of Europe.</w:t>
         <w:br/>
-        <w:t>Hawaii has been invaded by a dun-colored, 2-inch-long, cute little frog native to Puerto Rico, called Eleutherodactylus coqui, or coqui for short. The name mimics the frog's two-note chirp, ko-KEE! - a trilling love song that has been described in the scientific literature as sounding like a car alarm.</w:t>
+        <w:t>What's interesting about all this isn't just the hit that many working-class Hawaiians are taking to their careers and family finances - although that's certainly a significant problem. In exchange for the tropical weather and spectacular surfing here, the average person puts up with higher prices and lower wages than on the mainland, even in good times. But Hawaii's current situation also graphically illustrates how sensitive the global economic web has become to shocks, such as the Sept. 11 attacks in New York, Washington and Pennsylvania, that primarily damage psychology rather than infrastructure.</w:t>
         <w:br/>
-        <w:t>There are thousands of them, maybe millions, in Hawaii. They do not belong here.</w:t>
+        <w:t>Of course, the terrorists caused a physical catastrophe in lower Manhattan, and briefly disrupted the workings of financial markets on Wall Street and elsewhere. But that was quickly overcome, thanks to extensive backups and the decentralization of trading networks. And even the millions of square feet of office space lost doesn't constitute a significant proportion of America's productive resources.</w:t>
         <w:br/>
-        <w:t>Beloved as a cultural mascot in Puerto Rico, where the cartoon coqui adorns ashtrays and shot glasses for sale as keepsakes, the uninvited frog was condemned as an official pest in Hawaii last year.</w:t>
+        <w:t>The real economic damage, as distinct from the loss of human life, was mainly psychological.</w:t>
         <w:br/>
-        <w:t>The coqui represents a potential major disruption of the ecosystems of Hawaii. There are no naturally occurring reptiles or terrestrial amphibians, no snakes, iguanas, toads or salamanders in Hawaii. Until the coqui arrived, it was a frog-free world.</w:t>
+        <w:t>It seems obvious, on one level. What defines terrorism, after all, is its goal of sowing fear, as opposed to simply eliminating people or things. And what makes terrorism an ever-more potent threat is simply the fact that our economies depend increasingly on psychology, rather than on specific people or things, to function.</w:t>
         <w:br/>
-        <w:t>The problem with adding frogs to the system is their voracious and indiscriminate appetite. Not only do the coqui consume insects that are necessary for pollination and other ecological chores, but the foreign frogs compete with native birds for insect prey - birds that are already increasingly rare. Apparently, there are only so many bugs to eat in Hawaii.</w:t>
+        <w:t>This is basically a function of affluence. An economy that produces little more than basic food and shelter won't be as dramatically affected by psychological shifts, simply because there isn't that much its people can give up or refrain from doing. Nobody worries much about a loss of consumer confidence in a rural agricultural region where the goal is simply to produce enough to keep people fed and clothed.</w:t>
         <w:br/>
-        <w:t>Then, there's the noise.</w:t>
+        <w:t>But we in America worry a great deal about consumer confidence and other attitudinal measures because so much of our economic lives consists of discretionary activity. We can decide not to go to the movies, delay buying a second computer, or give up $4 latte breaks. If enough of us make similar such small decisions, it can mean somebody's job or business goes down the drain.</w:t>
         <w:br/>
-        <w:t>Hawaiian nights are renowned for their gentle lulling calm. Guests at Maui resort hotels infested by coqui now check out of their rooms early because the shrieking frogs make it impossible to sleep.</w:t>
+        <w:t>Extend such levels of discretionary spending around the world - as trade and open markets have been doing slowly and steadily - and it means the world is wealthier, but also more fragile. Widening gaps between rich and poor, even if caused by differential rates of improvement rather than by deterioration at the low end, become potentially more dangerous because those at the top have so much more to lose.</w:t>
         <w:br/>
-        <w:t>"It apparently was driving them crazy at the Ritz-Carlton," said Kristy Martin of the Maui Invasive Species Committee. At one point, a hotel was paying bounty hunters $75 a frog, dead or alive.</w:t>
+        <w:t>Hawaii received about 15,000 visitors in 1946, all of whom arrived on ships. Twenty-five years later, about 1.5 million people a year came by air. That phenomenon essentially created the modern economy here, and underpins the livelihoods of most of the state's 1.2 million people. It's a considerable achievement for a group of islands in the middle of the Pacific Ocean, but underneath it's as delicate and perishable as the flower leis they hand out to visitors.</w:t>
         <w:br/>
-        <w:t>The coqui's call has been measured at 90 decibels, roughly equal to a lawn mower's racket. The call is so persistent, so urgent, that a Honolulu dentist confessed to Matayoshi that a single frog's night song was making him "nuts."</w:t>
+        <w:t>That's now clear, thanks to some deadly fanaticism half a world away.</w:t>
         <w:br/>
-        <w:t>Researchers suspect that the first frogs arrived on the islands in the early 1990s, hitchhiking on a shipment of nursery plants. A nice, wet bromeliad may very well have provided the pioneer frogs with a first-class ticket to paradise. The frogs first appeared at seaside luxury hotels.</w:t>
+        <w:t xml:space="preserve">E-mail Andrew.Cassel@phillynews.com or phone 215-854-5981.  </w:t>
         <w:br/>
-        <w:t>When Earl Campbell, the invasive species coordinator for the U.S. Fish and Wildlife Service, surveyed the coqui populations on Hawaii in 1998, he and his colleagues could document 10 sites infested by frogs. Now? Campbell reports there are at least 260 known coqui sites on the Big Island of Hawaii alone; more than 40 sites on Maui; 20 on Oahu; and at least two on Kauai.</w:t>
         <w:br/>
-        <w:t>Campbell suspects frogs are moving around with the help of humans, in loads of plants and perhaps intentionally.</w:t>
+        <w:t>Notes</w:t>
         <w:br/>
-        <w:t>"When it's one or two frogs, the sound can be pleasant," he said.</w:t>
         <w:br/>
-        <w:t>With no natural enemies, the frogs multiply with gusto. At one site on the Big Island of Hawaii, Lava Tree State Park, the population is estimated to exceed 20,000 per acre.</w:t>
-        <w:br/>
-        <w:t>"It is almost undescribable," said Robert Sugawara of the U.S. Department of Agriculture's Hilo Field Station on Hawaii. "They're pretty much out of control."</w:t>
-        <w:br/>
-        <w:t>Everyone agrees that they should have attacked the coqui immediately upon its arrival, before it spread from island to island. But by the time government agencies acquired funding and were ready to act, the plague had begun.</w:t>
-        <w:br/>
-        <w:t>Officials now are considering the use of hydrated lime, a soil fertilizer that essentially "dries" the frogs to death. But the EPA has refused to approve its use as a frog-killer.</w:t>
-        <w:br/>
-        <w:t>On a smaller scale, of course, there is always hand-hunting, which is how Matayoshi has spent the last year capturing 40 frogs.</w:t>
-        <w:br/>
-        <w:t>Near the end of his night shift, Matayoshi drove by a Home Depot near downtown Honolulu where he had heard frogs singing before. It did not take too many minutes watching Matayoshi on his hands and knees, stalking a calling male amid the golden pathos plants, to realize that this was not going to be an easy victory.</w:t>
-        <w:br/>
-        <w:t>"Got him!"</w:t>
-        <w:br/>
-        <w:t>Matayoshi ran with his closed fist to the truck, got out his glass jar, thrust his hand inside and opened it.</w:t>
-        <w:br/>
-        <w:t>Leaves.</w:t>
-        <w:br/>
-        <w:t>Behind him, the coqui began to sing again.</w:t>
+        <w:t>The Economy</w:t>
       </w:r>
     </w:p>
     <w:sectPr>
